--- a/projects/valuepickr-open-screen/docs/Modison Ltd.docx
+++ b/projects/valuepickr-open-screen/docs/Modison Ltd.docx
@@ -2850,6 +2850,187 @@
           <w:szCs w:val="18"/>
         </w:rPr>
         <w:t xml:space="preserve">This is independent research and analysis for informational purposes only, not personalized financial or investment advice. Past multi-bagger performance and forum/social sentiment are not indicators of future returns. Do your own due diligence before investing.</w:t>
+      </w:r>
+    </w:p>
+    <w:p/>
+    <w:p>
+      <w:r>
+        <w:rPr>
+          <w:b/>
+          <w:sz w:val="28"/>
+        </w:rPr>
+        <w:t>🔄 RESEARCH UPDATE - 2026-10-05</w:t>
+      </w:r>
+    </w:p>
+    <w:p>
+      <w:r>
+        <w:rPr>
+          <w:b/>
+        </w:rPr>
+        <w:t>📊 Key Metrics:</w:t>
+      </w:r>
+    </w:p>
+    <w:p>
+      <w:pPr>
+        <w:ind w:left="360"/>
+      </w:pPr>
+      <w:r>
+        <w:t xml:space="preserve">  • Company: Modison Ltd</w:t>
+      </w:r>
+    </w:p>
+    <w:p>
+      <w:pPr>
+        <w:ind w:left="360"/>
+      </w:pPr>
+      <w:r>
+        <w:t xml:space="preserve">  • Conviction: Not rated</w:t>
+      </w:r>
+    </w:p>
+    <w:p>
+      <w:pPr>
+        <w:ind w:left="360"/>
+      </w:pPr>
+      <w:r>
+        <w:t xml:space="preserve">  • Thesis: neither</w:t>
+      </w:r>
+    </w:p>
+    <w:p>
+      <w:pPr>
+        <w:ind w:left="360"/>
+      </w:pPr>
+      <w:r>
+        <w:t xml:space="preserve">  • 4-Box Score: 2.5</w:t>
+      </w:r>
+    </w:p>
+    <w:p>
+      <w:pPr>
+        <w:ind w:left="360"/>
+      </w:pPr>
+      <w:r>
+        <w:t xml:space="preserve">  • Research Date: 2026-09-02</w:t>
+      </w:r>
+    </w:p>
+    <w:p>
+      <w:pPr>
+        <w:ind w:left="360"/>
+      </w:pPr>
+      <w:r>
+        <w:t xml:space="preserve">  • Red Flag: None</w:t>
+      </w:r>
+    </w:p>
+    <w:p/>
+    <w:p>
+      <w:r>
+        <w:rPr>
+          <w:b/>
+        </w:rPr>
+        <w:t>📝 Verdict:</w:t>
+      </w:r>
+    </w:p>
+    <w:p>
+      <w:pPr>
+        <w:ind w:left="360"/>
+      </w:pPr>
+      <w:r>
+        <w:t>A real global-niche contact-materials moat with a durable T&amp;D-capex tailwind — but FY26's earnings explosion is silver-cycle-aided and cash-flow-negative, so it is a quality cyclical-growth compounder, not a 10x-in-2-3-years case</w:t>
+      </w:r>
+    </w:p>
+    <w:p/>
+    <w:p>
+      <w:r>
+        <w:rPr>
+          <w:b/>
+        </w:rPr>
+        <w:t>📈 Bull Case:</w:t>
+      </w:r>
+    </w:p>
+    <w:p>
+      <w:pPr>
+        <w:ind w:left="360"/>
+      </w:pPr>
+      <w:r>
+        <w:t>Genuine global-niche moat: only maker of LV+MV+HV contact materials under one roof, DODUCO KG (Germany) collaboration since 1983, high OEM switching costs</w:t>
+      </w:r>
+    </w:p>
+    <w:p>
+      <w:pPr>
+        <w:ind w:left="360"/>
+      </w:pPr>
+      <w:r>
+        <w:t>Durable demand backdrop — India T&amp;D / transmission capex supercycle plus China+1 sourcing shifts toward Indian contact suppliers</w:t>
+      </w:r>
+    </w:p>
+    <w:p>
+      <w:pPr>
+        <w:ind w:left="360"/>
+      </w:pPr>
+      <w:r>
+        <w:t>Capability ladder: developed in-house copper-chrome alloy for HV and commenced HV-contact exports to Europe and Japan — a real move up the value curve</w:t>
+      </w:r>
+    </w:p>
+    <w:p>
+      <w:pPr>
+        <w:ind w:left="360"/>
+      </w:pPr>
+      <w:r>
+        <w:t>FY26 delivered a large earnings inflection (PAT +194%, OPM up ~660bps) with rising capacity utilisation; promoter holding stable at 52% with zero pledge</w:t>
+      </w:r>
+    </w:p>
+    <w:p>
+      <w:pPr>
+        <w:ind w:left="360"/>
+      </w:pPr>
+      <w:r>
+        <w:t>Sustained multi-year trusted-user diligence (harsh.beria93) corroborating the story from inside the company thread</w:t>
+      </w:r>
+    </w:p>
+    <w:p/>
+    <w:p>
+      <w:r>
+        <w:rPr>
+          <w:b/>
+        </w:rPr>
+        <w:t>📉 Bear Case:</w:t>
+      </w:r>
+    </w:p>
+    <w:p>
+      <w:pPr>
+        <w:ind w:left="360"/>
+      </w:pPr>
+      <w:r>
+        <w:t>Earnings are silver-price-aided — silver passes through the topline and drove FY26 margin/inventory/hedge gains; quarterly OPM swung 6% → 25% → 19% in five quarters</w:t>
+      </w:r>
+    </w:p>
+    <w:p>
+      <w:pPr>
+        <w:ind w:left="360"/>
+      </w:pPr>
+      <w:r>
+        <w:t>FY26 AND FY25 operating cash flow were both NEGATIVE (~-Rs 64 Cr / ~-Rs 16 Cr); the profit surge has been funded by working capital and borrowings rising to ~Rs 174 Cr — poor cash conversion</w:t>
+      </w:r>
+    </w:p>
+    <w:p>
+      <w:pPr>
+        <w:ind w:left="360"/>
+      </w:pPr>
+      <w:r>
+        <w:t>The '15x P/E vs 41x peers' framing is on peak, non-cash-backed earnings; on a normalised EPS (~Rs 18-24) the effective multiple is ~21-28x</w:t>
+      </w:r>
+    </w:p>
+    <w:p>
+      <w:pPr>
+        <w:ind w:left="360"/>
+      </w:pPr>
+      <w:r>
+        <w:t>Rs 1,000 Cr-by-2030 topline target is largely being met early via silver-inflated revenue, not a proportionate volume increase</w:t>
+      </w:r>
+    </w:p>
+    <w:p>
+      <w:pPr>
+        <w:ind w:left="360"/>
+      </w:pPr>
+      <w:r>
+        <w:t>Aug-2026 sale of the Modison HV subsidiary to promoter-group buyers at a token Rs 27.68 lakh is a minor related-party governance data-point</w:t>
       </w:r>
     </w:p>
     <w:sectPr>
